--- a/docs/Content/GEOG3404_Python_Spring2026.docx
+++ b/docs/Content/GEOG3404_Python_Spring2026.docx
@@ -2961,20 +2961,23 @@
             <w:pPr>
               <w:jc w:val="center"/>
               <w:rPr>
-                <w:rFonts w:asciiTheme="majorHAnsi" w:hAnsiTheme="majorHAnsi" w:cstheme="majorHAnsi"/>
-                <w:color w:val="000000"/>
-                <w:sz w:val="20"/>
-                <w:szCs w:val="20"/>
-              </w:rPr>
-            </w:pPr>
-            <w:r>
-              <w:rPr>
-                <w:rFonts w:asciiTheme="majorHAnsi" w:hAnsiTheme="majorHAnsi" w:cstheme="majorHAnsi"/>
-                <w:color w:val="000000"/>
-                <w:sz w:val="20"/>
-                <w:szCs w:val="20"/>
-              </w:rPr>
-              <w:t>Python Fundamental 02 – if-else; Loops, Functions; Error handing</w:t>
+                <w:rFonts w:asciiTheme="majorHAnsi" w:hAnsiTheme="majorHAnsi" w:cstheme="majorHAnsi" w:hint="eastAsia"/>
+                <w:color w:val="000000"/>
+                <w:sz w:val="20"/>
+                <w:szCs w:val="20"/>
+                <w:lang w:eastAsia="zh-CN"/>
+              </w:rPr>
+            </w:pPr>
+            <w:r>
+              <w:rPr>
+                <w:rFonts w:asciiTheme="majorHAnsi" w:hAnsiTheme="majorHAnsi" w:cstheme="majorHAnsi"/>
+                <w:b/>
+                <w:bCs/>
+                <w:color w:val="8181FF"/>
+                <w:sz w:val="20"/>
+                <w:szCs w:val="20"/>
+              </w:rPr>
+              <w:t>Snowstorm</w:t>
             </w:r>
           </w:p>
         </w:tc>
@@ -2997,11 +3000,13 @@
             <w:r>
               <w:rPr>
                 <w:rFonts w:asciiTheme="majorHAnsi" w:hAnsiTheme="majorHAnsi" w:cstheme="majorHAnsi"/>
-                <w:color w:val="000000"/>
-                <w:sz w:val="20"/>
-                <w:szCs w:val="20"/>
-              </w:rPr>
-              <w:t>Lab 02</w:t>
+                <w:b/>
+                <w:bCs/>
+                <w:color w:val="8181FF"/>
+                <w:sz w:val="20"/>
+                <w:szCs w:val="20"/>
+              </w:rPr>
+              <w:t>Snowstorm</w:t>
             </w:r>
           </w:p>
         </w:tc>
@@ -3018,6 +3023,173 @@
                 <w:color w:val="000000"/>
                 <w:sz w:val="20"/>
                 <w:szCs w:val="20"/>
+              </w:rPr>
+            </w:pPr>
+          </w:p>
+        </w:tc>
+      </w:tr>
+      <w:tr>
+        <w:trPr>
+          <w:trHeight w:val="340"/>
+          <w:jc w:val="center"/>
+        </w:trPr>
+        <w:tc>
+          <w:tcPr>
+            <w:tcW w:w="1159" w:type="dxa"/>
+            <w:noWrap/>
+            <w:vAlign w:val="center"/>
+            <w:hideMark/>
+          </w:tcPr>
+          <w:p>
+            <w:pPr>
+              <w:jc w:val="center"/>
+              <w:rPr>
+                <w:rFonts w:asciiTheme="majorHAnsi" w:hAnsiTheme="majorHAnsi" w:cstheme="majorHAnsi"/>
+                <w:b/>
+                <w:bCs/>
+                <w:color w:val="7030A0"/>
+                <w:sz w:val="20"/>
+                <w:szCs w:val="20"/>
+              </w:rPr>
+            </w:pPr>
+            <w:r>
+              <w:rPr>
+                <w:rFonts w:asciiTheme="majorHAnsi" w:hAnsiTheme="majorHAnsi" w:cstheme="majorHAnsi"/>
+                <w:b/>
+                <w:bCs/>
+                <w:color w:val="7030A0"/>
+                <w:sz w:val="20"/>
+                <w:szCs w:val="20"/>
+              </w:rPr>
+              <w:t>W5</w:t>
+            </w:r>
+          </w:p>
+        </w:tc>
+        <w:tc>
+          <w:tcPr>
+            <w:tcW w:w="1383" w:type="dxa"/>
+            <w:noWrap/>
+            <w:vAlign w:val="center"/>
+          </w:tcPr>
+          <w:p>
+            <w:pPr>
+              <w:wordWrap w:val="0"/>
+              <w:jc w:val="center"/>
+              <w:rPr>
+                <w:rFonts w:asciiTheme="majorHAnsi" w:hAnsiTheme="majorHAnsi" w:cstheme="majorHAnsi"/>
+                <w:color w:val="000000"/>
+                <w:sz w:val="20"/>
+                <w:szCs w:val="20"/>
+              </w:rPr>
+            </w:pPr>
+            <w:r>
+              <w:rPr>
+                <w:rFonts w:asciiTheme="majorHAnsi" w:hAnsiTheme="majorHAnsi" w:cstheme="majorHAnsi"/>
+                <w:b/>
+                <w:bCs/>
+                <w:color w:val="8181FF"/>
+                <w:sz w:val="20"/>
+                <w:szCs w:val="20"/>
+              </w:rPr>
+              <w:t>Feb 2- 6</w:t>
+            </w:r>
+          </w:p>
+        </w:tc>
+        <w:tc>
+          <w:tcPr>
+            <w:tcW w:w="933" w:type="dxa"/>
+            <w:noWrap/>
+            <w:vAlign w:val="center"/>
+            <w:hideMark/>
+          </w:tcPr>
+          <w:p>
+            <w:pPr>
+              <w:jc w:val="center"/>
+              <w:rPr>
+                <w:rFonts w:asciiTheme="majorHAnsi" w:hAnsiTheme="majorHAnsi" w:cstheme="majorHAnsi"/>
+                <w:color w:val="000000"/>
+                <w:sz w:val="20"/>
+                <w:szCs w:val="20"/>
+              </w:rPr>
+            </w:pPr>
+            <w:r>
+              <w:rPr>
+                <w:rFonts w:asciiTheme="majorHAnsi" w:hAnsiTheme="majorHAnsi" w:cstheme="majorHAnsi"/>
+                <w:color w:val="000000"/>
+                <w:sz w:val="20"/>
+                <w:szCs w:val="20"/>
+              </w:rPr>
+              <w:t>R</w:t>
+            </w:r>
+          </w:p>
+        </w:tc>
+        <w:tc>
+          <w:tcPr>
+            <w:tcW w:w="2692" w:type="dxa"/>
+            <w:vAlign w:val="center"/>
+          </w:tcPr>
+          <w:p>
+            <w:pPr>
+              <w:jc w:val="center"/>
+              <w:rPr>
+                <w:rFonts w:asciiTheme="majorHAnsi" w:hAnsiTheme="majorHAnsi" w:cstheme="majorHAnsi"/>
+                <w:color w:val="000000"/>
+                <w:sz w:val="20"/>
+                <w:szCs w:val="20"/>
+              </w:rPr>
+            </w:pPr>
+            <w:r>
+              <w:rPr>
+                <w:rFonts w:asciiTheme="majorHAnsi" w:hAnsiTheme="majorHAnsi" w:cstheme="majorHAnsi"/>
+                <w:color w:val="000000"/>
+                <w:sz w:val="20"/>
+                <w:szCs w:val="20"/>
+              </w:rPr>
+              <w:t>Python Fundamental 02 – if-else; Loops, Functions; Error handing</w:t>
+            </w:r>
+          </w:p>
+        </w:tc>
+        <w:tc>
+          <w:tcPr>
+            <w:tcW w:w="2430" w:type="dxa"/>
+            <w:noWrap/>
+            <w:vAlign w:val="center"/>
+          </w:tcPr>
+          <w:p>
+            <w:pPr>
+              <w:jc w:val="center"/>
+              <w:rPr>
+                <w:rFonts w:asciiTheme="majorHAnsi" w:hAnsiTheme="majorHAnsi" w:cstheme="majorHAnsi"/>
+                <w:color w:val="000000"/>
+                <w:sz w:val="20"/>
+                <w:szCs w:val="20"/>
+              </w:rPr>
+            </w:pPr>
+            <w:r>
+              <w:rPr>
+                <w:rFonts w:asciiTheme="majorHAnsi" w:hAnsiTheme="majorHAnsi" w:cstheme="majorHAnsi"/>
+                <w:color w:val="000000"/>
+                <w:sz w:val="20"/>
+                <w:szCs w:val="20"/>
+              </w:rPr>
+              <w:t>Lab 02</w:t>
+            </w:r>
+          </w:p>
+        </w:tc>
+        <w:tc>
+          <w:tcPr>
+            <w:tcW w:w="1359" w:type="dxa"/>
+            <w:vAlign w:val="center"/>
+          </w:tcPr>
+          <w:p>
+            <w:pPr>
+              <w:jc w:val="center"/>
+              <w:rPr>
+                <w:rFonts w:asciiTheme="majorHAnsi" w:hAnsiTheme="majorHAnsi" w:cstheme="majorHAnsi"/>
+                <w:color w:val="000000"/>
+                <w:sz w:val="20"/>
+                <w:szCs w:val="20"/>
+                <w:lang w:eastAsia="zh-CN"/>
               </w:rPr>
             </w:pPr>
             <w:hyperlink r:id="rId14" w:history="1">
@@ -3045,7 +3217,6 @@
             <w:tcW w:w="1159" w:type="dxa"/>
             <w:noWrap/>
             <w:vAlign w:val="center"/>
-            <w:hideMark/>
           </w:tcPr>
           <w:p>
             <w:pPr>
@@ -3068,7 +3239,7 @@
                 <w:sz w:val="20"/>
                 <w:szCs w:val="20"/>
               </w:rPr>
-              <w:t>W5</w:t>
+              <w:t>W6</w:t>
             </w:r>
           </w:p>
         </w:tc>
@@ -3080,7 +3251,6 @@
           </w:tcPr>
           <w:p>
             <w:pPr>
-              <w:wordWrap w:val="0"/>
               <w:jc w:val="center"/>
               <w:rPr>
                 <w:rFonts w:asciiTheme="majorHAnsi" w:hAnsiTheme="majorHAnsi" w:cstheme="majorHAnsi"/>
@@ -3098,7 +3268,7 @@
                 <w:sz w:val="20"/>
                 <w:szCs w:val="20"/>
               </w:rPr>
-              <w:t>Feb 2- 6</w:t>
+              <w:t>Feb 9- 13</w:t>
             </w:r>
           </w:p>
         </w:tc>
@@ -3107,7 +3277,6 @@
             <w:tcW w:w="933" w:type="dxa"/>
             <w:noWrap/>
             <w:vAlign w:val="center"/>
-            <w:hideMark/>
           </w:tcPr>
           <w:p>
             <w:pPr>
@@ -3170,6 +3339,7 @@
                 <w:color w:val="000000"/>
                 <w:sz w:val="20"/>
                 <w:szCs w:val="20"/>
+                <w:lang w:eastAsia="zh-CN"/>
               </w:rPr>
             </w:pPr>
             <w:r>
@@ -3256,7 +3426,7 @@
                 <w:sz w:val="20"/>
                 <w:szCs w:val="20"/>
               </w:rPr>
-              <w:t>W6</w:t>
+              <w:t>W7</w:t>
             </w:r>
           </w:p>
         </w:tc>
@@ -3285,7 +3455,7 @@
                 <w:sz w:val="20"/>
                 <w:szCs w:val="20"/>
               </w:rPr>
-              <w:t>Feb 9- 13</w:t>
+              <w:t>Feb 16- 20</w:t>
             </w:r>
           </w:p>
         </w:tc>
@@ -3376,7 +3546,6 @@
                 <w:color w:val="000000"/>
                 <w:sz w:val="20"/>
                 <w:szCs w:val="20"/>
-                <w:lang w:eastAsia="zh-CN"/>
               </w:rPr>
             </w:pPr>
             <w:r>
@@ -3453,7 +3622,7 @@
                 <w:sz w:val="20"/>
                 <w:szCs w:val="20"/>
               </w:rPr>
-              <w:t>W7</w:t>
+              <w:t>W8</w:t>
             </w:r>
           </w:p>
         </w:tc>
@@ -3482,7 +3651,7 @@
                 <w:sz w:val="20"/>
                 <w:szCs w:val="20"/>
               </w:rPr>
-              <w:t>Feb 16- 20</w:t>
+              <w:t>Feb 23- 27</w:t>
             </w:r>
           </w:p>
         </w:tc>
@@ -3523,7 +3692,9 @@
               <w:jc w:val="center"/>
               <w:rPr>
                 <w:rFonts w:asciiTheme="majorHAnsi" w:hAnsiTheme="majorHAnsi" w:cstheme="majorHAnsi"/>
-                <w:color w:val="000000"/>
+                <w:b/>
+                <w:bCs/>
+                <w:color w:val="8181FF"/>
                 <w:sz w:val="20"/>
                 <w:szCs w:val="20"/>
               </w:rPr>
@@ -3573,6 +3744,7 @@
                 <w:color w:val="000000"/>
                 <w:sz w:val="20"/>
                 <w:szCs w:val="20"/>
+                <w:lang w:eastAsia="zh-CN"/>
               </w:rPr>
             </w:pPr>
             <w:r>
@@ -3623,7 +3795,6 @@
                 <w:color w:val="000000"/>
                 <w:sz w:val="20"/>
                 <w:szCs w:val="20"/>
-                <w:lang w:eastAsia="zh-CN"/>
               </w:rPr>
             </w:pPr>
             <w:hyperlink r:id="rId18" w:history="1">
@@ -3673,7 +3844,7 @@
                 <w:sz w:val="20"/>
                 <w:szCs w:val="20"/>
               </w:rPr>
-              <w:t>W8</w:t>
+              <w:t>W9</w:t>
             </w:r>
           </w:p>
         </w:tc>
@@ -3702,7 +3873,7 @@
                 <w:sz w:val="20"/>
                 <w:szCs w:val="20"/>
               </w:rPr>
-              <w:t>Feb 23- 27</w:t>
+              <w:t>Mar 2- 6</w:t>
             </w:r>
           </w:p>
         </w:tc>
@@ -3743,9 +3914,7 @@
               <w:jc w:val="center"/>
               <w:rPr>
                 <w:rFonts w:asciiTheme="majorHAnsi" w:hAnsiTheme="majorHAnsi" w:cstheme="majorHAnsi"/>
-                <w:b/>
-                <w:bCs/>
-                <w:color w:val="8181FF"/>
+                <w:color w:val="000000"/>
                 <w:sz w:val="20"/>
                 <w:szCs w:val="20"/>
               </w:rPr>
@@ -3832,6 +4001,7 @@
                 <w:color w:val="000000"/>
                 <w:sz w:val="20"/>
                 <w:szCs w:val="20"/>
+                <w:lang w:eastAsia="zh-CN"/>
               </w:rPr>
             </w:pPr>
             <w:hyperlink r:id="rId19" w:history="1">
@@ -3859,6 +4029,7 @@
             <w:tcW w:w="1159" w:type="dxa"/>
             <w:noWrap/>
             <w:vAlign w:val="center"/>
+            <w:hideMark/>
           </w:tcPr>
           <w:p>
             <w:pPr>
@@ -3881,7 +4052,7 @@
                 <w:sz w:val="20"/>
                 <w:szCs w:val="20"/>
               </w:rPr>
-              <w:t>W9</w:t>
+              <w:t>W10</w:t>
             </w:r>
           </w:p>
         </w:tc>
@@ -3910,7 +4081,7 @@
                 <w:sz w:val="20"/>
                 <w:szCs w:val="20"/>
               </w:rPr>
-              <w:t>Mar 2- 6</w:t>
+              <w:t>Mar 9- 13</w:t>
             </w:r>
           </w:p>
         </w:tc>
@@ -3948,10 +4119,10 @@
           </w:tcPr>
           <w:p>
             <w:pPr>
-              <w:jc w:val="center"/>
-              <w:rPr>
-                <w:rFonts w:asciiTheme="majorHAnsi" w:hAnsiTheme="majorHAnsi" w:cstheme="majorHAnsi"/>
-                <w:color w:val="000000"/>
+              <w:pStyle w:val="Default"/>
+              <w:jc w:val="center"/>
+              <w:rPr>
+                <w:rFonts w:asciiTheme="majorHAnsi" w:hAnsiTheme="majorHAnsi" w:cstheme="majorHAnsi"/>
                 <w:sz w:val="20"/>
                 <w:szCs w:val="20"/>
               </w:rPr>
@@ -3981,6 +4152,28 @@
                 <w:szCs w:val="20"/>
               </w:rPr>
               <w:t>)</w:t>
+            </w:r>
+          </w:p>
+          <w:p>
+            <w:pPr>
+              <w:pStyle w:val="Default"/>
+              <w:jc w:val="center"/>
+              <w:rPr>
+                <w:rFonts w:asciiTheme="majorHAnsi" w:hAnsiTheme="majorHAnsi" w:cstheme="majorHAnsi"/>
+                <w:sz w:val="20"/>
+                <w:szCs w:val="20"/>
+              </w:rPr>
+            </w:pPr>
+            <w:r>
+              <w:rPr>
+                <w:rFonts w:asciiTheme="majorHAnsi" w:hAnsiTheme="majorHAnsi" w:cstheme="majorHAnsi"/>
+                <w:b/>
+                <w:bCs/>
+                <w:color w:val="8181FF"/>
+                <w:sz w:val="20"/>
+                <w:szCs w:val="20"/>
+              </w:rPr>
+              <w:t>AI Tool in Python Programming</w:t>
             </w:r>
           </w:p>
         </w:tc>
@@ -4019,6 +4212,35 @@
                 <w:lang w:eastAsia="zh-CN"/>
               </w:rPr>
               <w:t>7</w:t>
+            </w:r>
+            <w:r>
+              <w:rPr>
+                <w:rFonts w:asciiTheme="majorHAnsi" w:hAnsiTheme="majorHAnsi" w:cstheme="majorHAnsi" w:hint="eastAsia"/>
+                <w:color w:val="000000"/>
+                <w:sz w:val="20"/>
+                <w:szCs w:val="20"/>
+                <w:lang w:eastAsia="zh-CN"/>
+              </w:rPr>
+              <w:t xml:space="preserve"> &amp; </w:t>
+            </w:r>
+            <w:r>
+              <w:rPr>
+                <w:rFonts w:asciiTheme="majorHAnsi" w:hAnsiTheme="majorHAnsi" w:cstheme="majorHAnsi"/>
+                <w:color w:val="000000"/>
+                <w:sz w:val="20"/>
+                <w:szCs w:val="20"/>
+              </w:rPr>
+              <w:t>Lab 0</w:t>
+            </w:r>
+            <w:r>
+              <w:rPr>
+                <w:rFonts w:asciiTheme="majorHAnsi" w:hAnsiTheme="majorHAnsi" w:cstheme="majorHAnsi" w:hint="eastAsia"/>
+                <w:color w:val="000000"/>
+                <w:sz w:val="20"/>
+                <w:szCs w:val="20"/>
+                <w:lang w:eastAsia="zh-CN"/>
+              </w:rPr>
+              <w:t>8</w:t>
             </w:r>
           </w:p>
         </w:tc>
@@ -4050,184 +4272,6 @@
                 <w:t>Rasterio 02</w:t>
               </w:r>
             </w:hyperlink>
-          </w:p>
-        </w:tc>
-      </w:tr>
-      <w:tr>
-        <w:trPr>
-          <w:trHeight w:val="340"/>
-          <w:jc w:val="center"/>
-        </w:trPr>
-        <w:tc>
-          <w:tcPr>
-            <w:tcW w:w="1159" w:type="dxa"/>
-            <w:noWrap/>
-            <w:vAlign w:val="center"/>
-            <w:hideMark/>
-          </w:tcPr>
-          <w:p>
-            <w:pPr>
-              <w:jc w:val="center"/>
-              <w:rPr>
-                <w:rFonts w:asciiTheme="majorHAnsi" w:hAnsiTheme="majorHAnsi" w:cstheme="majorHAnsi"/>
-                <w:b/>
-                <w:bCs/>
-                <w:color w:val="7030A0"/>
-                <w:sz w:val="20"/>
-                <w:szCs w:val="20"/>
-              </w:rPr>
-            </w:pPr>
-            <w:r>
-              <w:rPr>
-                <w:rFonts w:asciiTheme="majorHAnsi" w:hAnsiTheme="majorHAnsi" w:cstheme="majorHAnsi"/>
-                <w:b/>
-                <w:bCs/>
-                <w:color w:val="7030A0"/>
-                <w:sz w:val="20"/>
-                <w:szCs w:val="20"/>
-              </w:rPr>
-              <w:t>W10</w:t>
-            </w:r>
-          </w:p>
-        </w:tc>
-        <w:tc>
-          <w:tcPr>
-            <w:tcW w:w="1383" w:type="dxa"/>
-            <w:noWrap/>
-            <w:vAlign w:val="center"/>
-          </w:tcPr>
-          <w:p>
-            <w:pPr>
-              <w:jc w:val="center"/>
-              <w:rPr>
-                <w:rFonts w:asciiTheme="majorHAnsi" w:hAnsiTheme="majorHAnsi" w:cstheme="majorHAnsi"/>
-                <w:color w:val="000000"/>
-                <w:sz w:val="20"/>
-                <w:szCs w:val="20"/>
-              </w:rPr>
-            </w:pPr>
-            <w:r>
-              <w:rPr>
-                <w:rFonts w:asciiTheme="majorHAnsi" w:hAnsiTheme="majorHAnsi" w:cstheme="majorHAnsi"/>
-                <w:b/>
-                <w:bCs/>
-                <w:color w:val="8181FF"/>
-                <w:sz w:val="20"/>
-                <w:szCs w:val="20"/>
-              </w:rPr>
-              <w:t>Mar 9- 13</w:t>
-            </w:r>
-          </w:p>
-        </w:tc>
-        <w:tc>
-          <w:tcPr>
-            <w:tcW w:w="933" w:type="dxa"/>
-            <w:noWrap/>
-            <w:vAlign w:val="center"/>
-          </w:tcPr>
-          <w:p>
-            <w:pPr>
-              <w:jc w:val="center"/>
-              <w:rPr>
-                <w:rFonts w:asciiTheme="majorHAnsi" w:hAnsiTheme="majorHAnsi" w:cstheme="majorHAnsi"/>
-                <w:color w:val="000000"/>
-                <w:sz w:val="20"/>
-                <w:szCs w:val="20"/>
-              </w:rPr>
-            </w:pPr>
-            <w:r>
-              <w:rPr>
-                <w:rFonts w:asciiTheme="majorHAnsi" w:hAnsiTheme="majorHAnsi" w:cstheme="majorHAnsi"/>
-                <w:color w:val="000000"/>
-                <w:sz w:val="20"/>
-                <w:szCs w:val="20"/>
-              </w:rPr>
-              <w:t>R</w:t>
-            </w:r>
-          </w:p>
-        </w:tc>
-        <w:tc>
-          <w:tcPr>
-            <w:tcW w:w="2692" w:type="dxa"/>
-            <w:vAlign w:val="center"/>
-          </w:tcPr>
-          <w:p>
-            <w:pPr>
-              <w:pStyle w:val="Default"/>
-              <w:jc w:val="center"/>
-              <w:rPr>
-                <w:rFonts w:asciiTheme="majorHAnsi" w:hAnsiTheme="majorHAnsi" w:cstheme="majorHAnsi"/>
-                <w:sz w:val="20"/>
-                <w:szCs w:val="20"/>
-              </w:rPr>
-            </w:pPr>
-            <w:r>
-              <w:rPr>
-                <w:rFonts w:asciiTheme="majorHAnsi" w:hAnsiTheme="majorHAnsi" w:cstheme="majorHAnsi"/>
-                <w:b/>
-                <w:bCs/>
-                <w:color w:val="8181FF"/>
-                <w:sz w:val="20"/>
-                <w:szCs w:val="20"/>
-              </w:rPr>
-              <w:t>AI Tool in Python Programming</w:t>
-            </w:r>
-          </w:p>
-        </w:tc>
-        <w:tc>
-          <w:tcPr>
-            <w:tcW w:w="2430" w:type="dxa"/>
-            <w:noWrap/>
-            <w:vAlign w:val="center"/>
-          </w:tcPr>
-          <w:p>
-            <w:pPr>
-              <w:jc w:val="center"/>
-              <w:rPr>
-                <w:rFonts w:asciiTheme="majorHAnsi" w:hAnsiTheme="majorHAnsi" w:cstheme="majorHAnsi"/>
-                <w:color w:val="000000"/>
-                <w:sz w:val="20"/>
-                <w:szCs w:val="20"/>
-                <w:lang w:eastAsia="zh-CN"/>
-              </w:rPr>
-            </w:pPr>
-            <w:r>
-              <w:rPr>
-                <w:rFonts w:asciiTheme="majorHAnsi" w:hAnsiTheme="majorHAnsi" w:cstheme="majorHAnsi"/>
-                <w:color w:val="000000"/>
-                <w:sz w:val="20"/>
-                <w:szCs w:val="20"/>
-              </w:rPr>
-              <w:t>Lab 0</w:t>
-            </w:r>
-            <w:r>
-              <w:rPr>
-                <w:rFonts w:asciiTheme="majorHAnsi" w:hAnsiTheme="majorHAnsi" w:cstheme="majorHAnsi" w:hint="eastAsia"/>
-                <w:color w:val="000000"/>
-                <w:sz w:val="20"/>
-                <w:szCs w:val="20"/>
-                <w:lang w:eastAsia="zh-CN"/>
-              </w:rPr>
-              <w:t>8</w:t>
-            </w:r>
-          </w:p>
-        </w:tc>
-        <w:tc>
-          <w:tcPr>
-            <w:tcW w:w="1359" w:type="dxa"/>
-            <w:vAlign w:val="center"/>
-          </w:tcPr>
-          <w:p>
-            <w:pPr>
-              <w:jc w:val="center"/>
-              <w:rPr>
-                <w:rFonts w:asciiTheme="majorHAnsi" w:hAnsiTheme="majorHAnsi" w:cstheme="majorHAnsi"/>
-                <w:color w:val="000000"/>
-                <w:sz w:val="20"/>
-                <w:szCs w:val="20"/>
-                <w:lang w:eastAsia="zh-CN"/>
-              </w:rPr>
-            </w:pPr>
           </w:p>
         </w:tc>
       </w:tr>
@@ -7684,6 +7728,7 @@
           <w:sz w:val="24"/>
           <w:szCs w:val="24"/>
         </w:rPr>
+        <w:lastRenderedPageBreak/>
         <w:t xml:space="preserve">The instructor generally replies to </w:t>
       </w:r>
       <w:r>
@@ -8626,7 +8671,7 @@
           <w:sz w:val="24"/>
           <w:szCs w:val="24"/>
         </w:rPr>
-        <w:t xml:space="preserve"> multicultural learning opportunities. We value the opportunity to work, learn, and develop in a community that embraces the diversity of individuals and ideas, including race, ethnicity, religion, spiritual beliefs, national origin, age, gender, marital </w:t>
+        <w:t xml:space="preserve"> multicultural learning opportunities. We value the </w:t>
       </w:r>
       <w:r>
         <w:rPr>
@@ -8635,7 +8680,7 @@
           <w:szCs w:val="24"/>
         </w:rPr>
         <w:lastRenderedPageBreak/>
-        <w:t>status, socioeconomic background, sexual orientation, physical ability, political affiliation, and intellectual perspective (</w:t>
+        <w:t>opportunity to work, learn, and develop in a community that embraces the diversity of individuals and ideas, including race, ethnicity, religion, spiritual beliefs, national origin, age, gender, marital status, socioeconomic background, sexual orientation, physical ability, political affiliation, and intellectual perspective (</w:t>
       </w:r>
       <w:hyperlink r:id="rId25" w:history="1">
         <w:r>
